--- a/preview/docxs/32-graphic-designer.docx
+++ b/preview/docxs/32-graphic-designer.docx
@@ -499,7 +499,7 @@
         </w:rPr>
         <w:t xml:space="preserve">Demo: </w:t>
       </w:r>
-      <w:hyperlink w:history="1" r:id="rIdrv5gwn2wxwseayi7mefg0">
+      <w:hyperlink w:history="1" r:id="rIdk8aunrgb1rxdgym4robmn">
         <w:r>
           <w:rPr>
             <w:color w:val="7c3aed"/>
@@ -527,7 +527,7 @@
         </w:rPr>
         <w:t xml:space="preserve">Code: </w:t>
       </w:r>
-      <w:hyperlink w:history="1" r:id="rIdr6abjtsxk2nlautz-jovn">
+      <w:hyperlink w:history="1" r:id="rIdsbdehy_svyxl5oym1crpl">
         <w:r>
           <w:rPr>
             <w:color w:val="7c3aed"/>
@@ -617,7 +617,7 @@
         </w:rPr>
         <w:t xml:space="preserve">Demo: </w:t>
       </w:r>
-      <w:hyperlink w:history="1" r:id="rIdyfd163rp_o0ueqrhny4xt">
+      <w:hyperlink w:history="1" r:id="rId4pqt_lkihsfp-vlgysds1">
         <w:r>
           <w:rPr>
             <w:color w:val="7c3aed"/>
@@ -1036,7 +1036,7 @@
         </w:rPr>
         <w:t xml:space="preserve">Portfolio: </w:t>
       </w:r>
-      <w:hyperlink w:history="1" r:id="rIdzo6oet5ds15op0cq9yh93">
+      <w:hyperlink w:history="1" r:id="rIdgx2ouli_f-9ctdyeud4p5">
         <w:r>
           <w:rPr>
             <w:color w:val="7c3aed"/>
